--- a/docs/Especificacion_Tecnica_App_Deportiva_v2.docx
+++ b/docs/Especificacion_Tecnica_App_Deportiva_v2.docx
@@ -43689,7 +43689,7 @@
         <w:sz w:val="18"/>
         <w:color w:val="666666"/>
       </w:rPr>
-      <w:t xml:space="preserve">Especificación Técnica v2.0 — página </w:t>
+      <w:t xml:space="preserve">página </w:t>
     </w:r>
     <w:r>
       <w:rPr>
